--- a/Jayakumaran_Resum.docx
+++ b/Jayakumaran_Resum.docx
@@ -996,7 +996,6 @@
                                       <w:szCs w:val="24"/>
                                     </w:rPr>
                                   </w:pPr>
-                                  <w:proofErr w:type="spellStart"/>
                                   <w:r>
                                     <w:rPr>
                                       <w:rFonts w:ascii="Garamond" w:hAnsi="Garamond"/>
@@ -1006,7 +1005,6 @@
                                     </w:rPr>
                                     <w:t>Nunit</w:t>
                                   </w:r>
-                                  <w:proofErr w:type="spellEnd"/>
                                 </w:p>
                               </w:tc>
                             </w:tr>
@@ -1899,7 +1897,6 @@
                                 <w:szCs w:val="24"/>
                               </w:rPr>
                             </w:pPr>
-                            <w:proofErr w:type="spellStart"/>
                             <w:r>
                               <w:rPr>
                                 <w:rFonts w:ascii="Garamond" w:hAnsi="Garamond"/>
@@ -1909,7 +1906,6 @@
                               </w:rPr>
                               <w:t>Nunit</w:t>
                             </w:r>
-                            <w:proofErr w:type="spellEnd"/>
                           </w:p>
                         </w:tc>
                       </w:tr>
@@ -2497,7 +2493,25 @@
                                       <w:sz w:val="24"/>
                                       <w:szCs w:val="24"/>
                                     </w:rPr>
-                                    <w:t xml:space="preserve"> translate business requirement into software solutions. Seeking opportunities to work in either front-end or back-end development.</w:t>
+                                    <w:t xml:space="preserve"> </w:t>
+                                  </w:r>
+                                  <w:r>
+                                    <w:rPr>
+                                      <w:rFonts w:ascii="Garamond" w:hAnsi="Garamond"/>
+                                      <w:color w:val="595959" w:themeColor="text1" w:themeTint="A6"/>
+                                      <w:sz w:val="24"/>
+                                      <w:szCs w:val="24"/>
+                                    </w:rPr>
+                                    <w:t>translating</w:t>
+                                  </w:r>
+                                  <w:r>
+                                    <w:rPr>
+                                      <w:rFonts w:ascii="Garamond" w:hAnsi="Garamond"/>
+                                      <w:color w:val="595959" w:themeColor="text1" w:themeTint="A6"/>
+                                      <w:sz w:val="24"/>
+                                      <w:szCs w:val="24"/>
+                                    </w:rPr>
+                                    <w:t xml:space="preserve"> business requirement into software solutions. Seeking opportunities to work in either front-end or back-end development.</w:t>
                                   </w:r>
                                 </w:p>
                               </w:tc>
@@ -2834,27 +2848,7 @@
                                 <w:sz w:val="24"/>
                                 <w:szCs w:val="24"/>
                               </w:rPr>
-                              <w:t xml:space="preserve">Analyzed and refactored existing custom database logging solution to integrate </w:t>
-                            </w:r>
-                            <w:proofErr w:type="spellStart"/>
-                            <w:r>
-                              <w:rPr>
-                                <w:rFonts w:ascii="Garamond" w:hAnsi="Garamond"/>
-                                <w:color w:val="595959" w:themeColor="text1" w:themeTint="A6"/>
-                                <w:sz w:val="24"/>
-                                <w:szCs w:val="24"/>
-                              </w:rPr>
-                              <w:t>Serilog</w:t>
-                            </w:r>
-                            <w:proofErr w:type="spellEnd"/>
-                            <w:r>
-                              <w:rPr>
-                                <w:rFonts w:ascii="Garamond" w:hAnsi="Garamond"/>
-                                <w:color w:val="595959" w:themeColor="text1" w:themeTint="A6"/>
-                                <w:sz w:val="24"/>
-                                <w:szCs w:val="24"/>
-                              </w:rPr>
-                              <w:t>, enhancing logging capabilities for both database and Splunk integration.</w:t>
+                              <w:t>Analyzed and refactored existing custom database logging solution to integrate Serilog, enhancing logging capabilities for both database and Splunk integration.</w:t>
                             </w:r>
                           </w:p>
                           <w:p>
@@ -3356,7 +3350,25 @@
                                 <w:sz w:val="24"/>
                                 <w:szCs w:val="24"/>
                               </w:rPr>
-                              <w:t xml:space="preserve"> translate business requirement into software solutions. Seeking opportunities to work in either front-end or back-end development.</w:t>
+                              <w:t xml:space="preserve"> </w:t>
+                            </w:r>
+                            <w:r>
+                              <w:rPr>
+                                <w:rFonts w:ascii="Garamond" w:hAnsi="Garamond"/>
+                                <w:color w:val="595959" w:themeColor="text1" w:themeTint="A6"/>
+                                <w:sz w:val="24"/>
+                                <w:szCs w:val="24"/>
+                              </w:rPr>
+                              <w:t>translating</w:t>
+                            </w:r>
+                            <w:r>
+                              <w:rPr>
+                                <w:rFonts w:ascii="Garamond" w:hAnsi="Garamond"/>
+                                <w:color w:val="595959" w:themeColor="text1" w:themeTint="A6"/>
+                                <w:sz w:val="24"/>
+                                <w:szCs w:val="24"/>
+                              </w:rPr>
+                              <w:t xml:space="preserve"> business requirement into software solutions. Seeking opportunities to work in either front-end or back-end development.</w:t>
                             </w:r>
                           </w:p>
                         </w:tc>
@@ -3693,27 +3705,7 @@
                           <w:sz w:val="24"/>
                           <w:szCs w:val="24"/>
                         </w:rPr>
-                        <w:t xml:space="preserve">Analyzed and refactored existing custom database logging solution to integrate </w:t>
-                      </w:r>
-                      <w:proofErr w:type="spellStart"/>
-                      <w:r>
-                        <w:rPr>
-                          <w:rFonts w:ascii="Garamond" w:hAnsi="Garamond"/>
-                          <w:color w:val="595959" w:themeColor="text1" w:themeTint="A6"/>
-                          <w:sz w:val="24"/>
-                          <w:szCs w:val="24"/>
-                        </w:rPr>
-                        <w:t>Serilog</w:t>
-                      </w:r>
-                      <w:proofErr w:type="spellEnd"/>
-                      <w:r>
-                        <w:rPr>
-                          <w:rFonts w:ascii="Garamond" w:hAnsi="Garamond"/>
-                          <w:color w:val="595959" w:themeColor="text1" w:themeTint="A6"/>
-                          <w:sz w:val="24"/>
-                          <w:szCs w:val="24"/>
-                        </w:rPr>
-                        <w:t>, enhancing logging capabilities for both database and Splunk integration.</w:t>
+                        <w:t>Analyzed and refactored existing custom database logging solution to integrate Serilog, enhancing logging capabilities for both database and Splunk integration.</w:t>
                       </w:r>
                     </w:p>
                     <w:p>
@@ -5193,43 +5185,16 @@
                                       <w:sz w:val="24"/>
                                       <w:szCs w:val="24"/>
                                     </w:rPr>
-                                    <w:t>Developed role-based user authentication using JWT</w:t>
-                                  </w:r>
-                                  <w:r>
-                                    <w:rPr>
-                                      <w:rFonts w:ascii="Garamond" w:hAnsi="Garamond"/>
-                                      <w:color w:val="595959" w:themeColor="text1" w:themeTint="A6"/>
-                                      <w:sz w:val="24"/>
-                                      <w:szCs w:val="24"/>
-                                    </w:rPr>
-                                    <w:t xml:space="preserve"> (</w:t>
-                                  </w:r>
-                                  <w:r>
-                                    <w:rPr>
-                                      <w:rFonts w:ascii="Garamond" w:hAnsi="Garamond"/>
-                                      <w:color w:val="595959" w:themeColor="text1" w:themeTint="A6"/>
-                                      <w:sz w:val="24"/>
-                                      <w:szCs w:val="24"/>
-                                    </w:rPr>
-                                    <w:t>A</w:t>
-                                  </w:r>
-                                  <w:r>
-                                    <w:rPr>
-                                      <w:rFonts w:ascii="Garamond" w:hAnsi="Garamond"/>
-                                      <w:color w:val="595959" w:themeColor="text1" w:themeTint="A6"/>
-                                      <w:sz w:val="24"/>
-                                      <w:szCs w:val="24"/>
-                                    </w:rPr>
-                                    <w:t>dmin &amp; Normal User</w:t>
-                                  </w:r>
-                                  <w:r>
-                                    <w:rPr>
-                                      <w:rFonts w:ascii="Garamond" w:hAnsi="Garamond"/>
-                                      <w:color w:val="595959" w:themeColor="text1" w:themeTint="A6"/>
-                                      <w:sz w:val="24"/>
-                                      <w:szCs w:val="24"/>
-                                    </w:rPr>
-                                    <w:t>)</w:t>
+                                    <w:t>Desig</w:t>
+                                  </w:r>
+                                  <w:r>
+                                    <w:rPr>
+                                      <w:rFonts w:ascii="Garamond" w:hAnsi="Garamond"/>
+                                      <w:color w:val="595959" w:themeColor="text1" w:themeTint="A6"/>
+                                      <w:sz w:val="24"/>
+                                      <w:szCs w:val="24"/>
+                                    </w:rPr>
+                                    <w:t>ned the application to support role-based access for Admin and Normal Users</w:t>
                                   </w:r>
                                   <w:r>
                                     <w:rPr>
@@ -5287,7 +5252,43 @@
                                       <w:sz w:val="24"/>
                                       <w:szCs w:val="24"/>
                                     </w:rPr>
-                                    <w:t>Built features for admins to manage theaters and movies efficiently</w:t>
+                                    <w:t>Implemented JWT Auth</w:t>
+                                  </w:r>
+                                  <w:r>
+                                    <w:rPr>
+                                      <w:rFonts w:ascii="Garamond" w:hAnsi="Garamond"/>
+                                      <w:color w:val="595959" w:themeColor="text1" w:themeTint="A6"/>
+                                      <w:sz w:val="24"/>
+                                      <w:szCs w:val="24"/>
+                                    </w:rPr>
+                                    <w:t>entication and Authoriza</w:t>
+                                  </w:r>
+                                  <w:r>
+                                    <w:rPr>
+                                      <w:rFonts w:ascii="Garamond" w:hAnsi="Garamond"/>
+                                      <w:color w:val="595959" w:themeColor="text1" w:themeTint="A6"/>
+                                      <w:sz w:val="24"/>
+                                      <w:szCs w:val="24"/>
+                                    </w:rPr>
+                                    <w:t xml:space="preserve">tion for secure multi-platform access, token </w:t>
+                                  </w:r>
+                                  <w:r>
+                                    <w:rPr>
+                                      <w:rFonts w:ascii="Garamond" w:hAnsi="Garamond"/>
+                                      <w:color w:val="595959" w:themeColor="text1" w:themeTint="A6"/>
+                                      <w:sz w:val="24"/>
+                                      <w:szCs w:val="24"/>
+                                    </w:rPr>
+                                    <w:t>validation,</w:t>
+                                  </w:r>
+                                  <w:r>
+                                    <w:rPr>
+                                      <w:rFonts w:ascii="Garamond" w:hAnsi="Garamond"/>
+                                      <w:color w:val="595959" w:themeColor="text1" w:themeTint="A6"/>
+                                      <w:sz w:val="24"/>
+                                      <w:szCs w:val="24"/>
+                                    </w:rPr>
+                                    <w:t xml:space="preserve"> and enhanced overall security.</w:t>
                                   </w:r>
                                 </w:p>
                                 <w:p>
@@ -5313,7 +5314,60 @@
                                       <w:sz w:val="24"/>
                                       <w:szCs w:val="24"/>
                                     </w:rPr>
-                                    <w:t>Provided users the ability to select theater sand book tickets effortlessly.</w:t>
+                                    <w:t>Included features for admins to add, remove, and manage movies in their theater screens.</w:t>
+                                  </w:r>
+                                </w:p>
+                                <w:p>
+                                  <w:pPr>
+                                    <w:pStyle w:val="ListParagraph"/>
+                                    <w:numPr>
+                                      <w:ilvl w:val="0"/>
+                                      <w:numId w:val="2"/>
+                                    </w:numPr>
+                                    <w:spacing w:line="360" w:lineRule="auto"/>
+                                    <w:ind w:left="1080"/>
+                                    <w:rPr>
+                                      <w:rFonts w:ascii="Garamond" w:hAnsi="Garamond"/>
+                                      <w:color w:val="595959" w:themeColor="text1" w:themeTint="A6"/>
+                                      <w:sz w:val="24"/>
+                                      <w:szCs w:val="24"/>
+                                    </w:rPr>
+                                  </w:pPr>
+                                  <w:r>
+                                    <w:rPr>
+                                      <w:rFonts w:ascii="Garamond" w:hAnsi="Garamond"/>
+                                      <w:color w:val="595959" w:themeColor="text1" w:themeTint="A6"/>
+                                      <w:sz w:val="24"/>
+                                      <w:szCs w:val="24"/>
+                                    </w:rPr>
+                                    <w:t>Provided users with fun</w:t>
+                                  </w:r>
+                                  <w:r>
+                                    <w:rPr>
+                                      <w:rFonts w:ascii="Garamond" w:hAnsi="Garamond"/>
+                                      <w:color w:val="595959" w:themeColor="text1" w:themeTint="A6"/>
+                                      <w:sz w:val="24"/>
+                                      <w:szCs w:val="24"/>
+                                    </w:rPr>
+                                    <w:t>ction</w:t>
+                                  </w:r>
+                                  <w:r>
+                                    <w:rPr>
+                                      <w:rFonts w:ascii="Garamond" w:hAnsi="Garamond"/>
+                                      <w:color w:val="595959" w:themeColor="text1" w:themeTint="A6"/>
+                                      <w:sz w:val="24"/>
+                                      <w:szCs w:val="24"/>
+                                    </w:rPr>
+                                    <w:t>ality to select theaters and</w:t>
+                                  </w:r>
+                                  <w:r>
+                                    <w:rPr>
+                                      <w:rFonts w:ascii="Garamond" w:hAnsi="Garamond"/>
+                                      <w:color w:val="595959" w:themeColor="text1" w:themeTint="A6"/>
+                                      <w:sz w:val="24"/>
+                                      <w:szCs w:val="24"/>
+                                    </w:rPr>
+                                    <w:t xml:space="preserve"> movies and seamlessly book tickets.</w:t>
                                   </w:r>
                                 </w:p>
                               </w:tc>
@@ -6557,43 +6611,16 @@
                                 <w:sz w:val="24"/>
                                 <w:szCs w:val="24"/>
                               </w:rPr>
-                              <w:t>Developed role-based user authentication using JWT</w:t>
-                            </w:r>
-                            <w:r>
-                              <w:rPr>
-                                <w:rFonts w:ascii="Garamond" w:hAnsi="Garamond"/>
-                                <w:color w:val="595959" w:themeColor="text1" w:themeTint="A6"/>
-                                <w:sz w:val="24"/>
-                                <w:szCs w:val="24"/>
-                              </w:rPr>
-                              <w:t xml:space="preserve"> (</w:t>
-                            </w:r>
-                            <w:r>
-                              <w:rPr>
-                                <w:rFonts w:ascii="Garamond" w:hAnsi="Garamond"/>
-                                <w:color w:val="595959" w:themeColor="text1" w:themeTint="A6"/>
-                                <w:sz w:val="24"/>
-                                <w:szCs w:val="24"/>
-                              </w:rPr>
-                              <w:t>A</w:t>
-                            </w:r>
-                            <w:r>
-                              <w:rPr>
-                                <w:rFonts w:ascii="Garamond" w:hAnsi="Garamond"/>
-                                <w:color w:val="595959" w:themeColor="text1" w:themeTint="A6"/>
-                                <w:sz w:val="24"/>
-                                <w:szCs w:val="24"/>
-                              </w:rPr>
-                              <w:t>dmin &amp; Normal User</w:t>
-                            </w:r>
-                            <w:r>
-                              <w:rPr>
-                                <w:rFonts w:ascii="Garamond" w:hAnsi="Garamond"/>
-                                <w:color w:val="595959" w:themeColor="text1" w:themeTint="A6"/>
-                                <w:sz w:val="24"/>
-                                <w:szCs w:val="24"/>
-                              </w:rPr>
-                              <w:t>)</w:t>
+                              <w:t>Desig</w:t>
+                            </w:r>
+                            <w:r>
+                              <w:rPr>
+                                <w:rFonts w:ascii="Garamond" w:hAnsi="Garamond"/>
+                                <w:color w:val="595959" w:themeColor="text1" w:themeTint="A6"/>
+                                <w:sz w:val="24"/>
+                                <w:szCs w:val="24"/>
+                              </w:rPr>
+                              <w:t>ned the application to support role-based access for Admin and Normal Users</w:t>
                             </w:r>
                             <w:r>
                               <w:rPr>
@@ -6651,7 +6678,43 @@
                                 <w:sz w:val="24"/>
                                 <w:szCs w:val="24"/>
                               </w:rPr>
-                              <w:t>Built features for admins to manage theaters and movies efficiently</w:t>
+                              <w:t>Implemented JWT Auth</w:t>
+                            </w:r>
+                            <w:r>
+                              <w:rPr>
+                                <w:rFonts w:ascii="Garamond" w:hAnsi="Garamond"/>
+                                <w:color w:val="595959" w:themeColor="text1" w:themeTint="A6"/>
+                                <w:sz w:val="24"/>
+                                <w:szCs w:val="24"/>
+                              </w:rPr>
+                              <w:t>entication and Authoriza</w:t>
+                            </w:r>
+                            <w:r>
+                              <w:rPr>
+                                <w:rFonts w:ascii="Garamond" w:hAnsi="Garamond"/>
+                                <w:color w:val="595959" w:themeColor="text1" w:themeTint="A6"/>
+                                <w:sz w:val="24"/>
+                                <w:szCs w:val="24"/>
+                              </w:rPr>
+                              <w:t xml:space="preserve">tion for secure multi-platform access, token </w:t>
+                            </w:r>
+                            <w:r>
+                              <w:rPr>
+                                <w:rFonts w:ascii="Garamond" w:hAnsi="Garamond"/>
+                                <w:color w:val="595959" w:themeColor="text1" w:themeTint="A6"/>
+                                <w:sz w:val="24"/>
+                                <w:szCs w:val="24"/>
+                              </w:rPr>
+                              <w:t>validation,</w:t>
+                            </w:r>
+                            <w:r>
+                              <w:rPr>
+                                <w:rFonts w:ascii="Garamond" w:hAnsi="Garamond"/>
+                                <w:color w:val="595959" w:themeColor="text1" w:themeTint="A6"/>
+                                <w:sz w:val="24"/>
+                                <w:szCs w:val="24"/>
+                              </w:rPr>
+                              <w:t xml:space="preserve"> and enhanced overall security.</w:t>
                             </w:r>
                           </w:p>
                           <w:p>
@@ -6677,7 +6740,60 @@
                                 <w:sz w:val="24"/>
                                 <w:szCs w:val="24"/>
                               </w:rPr>
-                              <w:t>Provided users the ability to select theater sand book tickets effortlessly.</w:t>
+                              <w:t>Included features for admins to add, remove, and manage movies in their theater screens.</w:t>
+                            </w:r>
+                          </w:p>
+                          <w:p>
+                            <w:pPr>
+                              <w:pStyle w:val="ListParagraph"/>
+                              <w:numPr>
+                                <w:ilvl w:val="0"/>
+                                <w:numId w:val="2"/>
+                              </w:numPr>
+                              <w:spacing w:line="360" w:lineRule="auto"/>
+                              <w:ind w:left="1080"/>
+                              <w:rPr>
+                                <w:rFonts w:ascii="Garamond" w:hAnsi="Garamond"/>
+                                <w:color w:val="595959" w:themeColor="text1" w:themeTint="A6"/>
+                                <w:sz w:val="24"/>
+                                <w:szCs w:val="24"/>
+                              </w:rPr>
+                            </w:pPr>
+                            <w:r>
+                              <w:rPr>
+                                <w:rFonts w:ascii="Garamond" w:hAnsi="Garamond"/>
+                                <w:color w:val="595959" w:themeColor="text1" w:themeTint="A6"/>
+                                <w:sz w:val="24"/>
+                                <w:szCs w:val="24"/>
+                              </w:rPr>
+                              <w:t>Provided users with fun</w:t>
+                            </w:r>
+                            <w:r>
+                              <w:rPr>
+                                <w:rFonts w:ascii="Garamond" w:hAnsi="Garamond"/>
+                                <w:color w:val="595959" w:themeColor="text1" w:themeTint="A6"/>
+                                <w:sz w:val="24"/>
+                                <w:szCs w:val="24"/>
+                              </w:rPr>
+                              <w:t>ction</w:t>
+                            </w:r>
+                            <w:r>
+                              <w:rPr>
+                                <w:rFonts w:ascii="Garamond" w:hAnsi="Garamond"/>
+                                <w:color w:val="595959" w:themeColor="text1" w:themeTint="A6"/>
+                                <w:sz w:val="24"/>
+                                <w:szCs w:val="24"/>
+                              </w:rPr>
+                              <w:t>ality to select theaters and</w:t>
+                            </w:r>
+                            <w:r>
+                              <w:rPr>
+                                <w:rFonts w:ascii="Garamond" w:hAnsi="Garamond"/>
+                                <w:color w:val="595959" w:themeColor="text1" w:themeTint="A6"/>
+                                <w:sz w:val="24"/>
+                                <w:szCs w:val="24"/>
+                              </w:rPr>
+                              <w:t xml:space="preserve"> movies and seamlessly book tickets.</w:t>
                             </w:r>
                           </w:p>
                         </w:tc>
@@ -8372,6 +8488,7 @@
   <w:style w:type="character" w:default="1" w:styleId="DefaultParagraphFont">
     <w:name w:val="Default Paragraph Font"/>
     <w:uiPriority w:val="1"/>
+    <w:semiHidden/>
     <w:unhideWhenUsed/>
   </w:style>
   <w:style w:type="table" w:default="1" w:styleId="TableNormal">
